--- a/week5/AI_support/quiz1.docx
+++ b/week5/AI_support/quiz1.docx
@@ -31,7 +31,6 @@
       <w:pPr>
         <w:jc w:val="center"/>
         <w:rPr>
-          <w:rFonts w:hint="eastAsia"/>
           <w:b/>
           <w:bCs/>
         </w:rPr>
@@ -40,6 +39,7 @@
         <w:rPr>
           <w:b/>
           <w:bCs/>
+          <w:noProof/>
         </w:rPr>
         <w:drawing>
           <wp:inline distT="0" distB="0" distL="0" distR="0" wp14:anchorId="6BB01065" wp14:editId="520F0B59">
@@ -81,6 +81,7 @@
         <w:rPr>
           <w:b/>
           <w:bCs/>
+          <w:noProof/>
         </w:rPr>
         <w:drawing>
           <wp:inline distT="0" distB="0" distL="0" distR="0" wp14:anchorId="06B82E9F" wp14:editId="1C0B19D5">
@@ -122,6 +123,7 @@
         <w:rPr>
           <w:b/>
           <w:bCs/>
+          <w:noProof/>
         </w:rPr>
         <w:drawing>
           <wp:inline distT="0" distB="0" distL="0" distR="0" wp14:anchorId="7E983AAE" wp14:editId="0A87EE88">
@@ -163,6 +165,7 @@
         <w:rPr>
           <w:b/>
           <w:bCs/>
+          <w:noProof/>
         </w:rPr>
         <w:drawing>
           <wp:inline distT="0" distB="0" distL="0" distR="0" wp14:anchorId="0ABA3FAE" wp14:editId="5038627F">
@@ -204,6 +207,7 @@
         <w:rPr>
           <w:b/>
           <w:bCs/>
+          <w:noProof/>
         </w:rPr>
         <w:drawing>
           <wp:inline distT="0" distB="0" distL="0" distR="0" wp14:anchorId="4AFCBD9C" wp14:editId="641B3584">
@@ -245,6 +249,7 @@
         <w:rPr>
           <w:b/>
           <w:bCs/>
+          <w:noProof/>
         </w:rPr>
         <w:lastRenderedPageBreak/>
         <w:drawing>
@@ -287,6 +292,7 @@
         <w:rPr>
           <w:b/>
           <w:bCs/>
+          <w:noProof/>
         </w:rPr>
         <w:drawing>
           <wp:inline distT="0" distB="0" distL="0" distR="0" wp14:anchorId="64CEDAE5" wp14:editId="76F96B88">
@@ -328,6 +334,7 @@
         <w:rPr>
           <w:b/>
           <w:bCs/>
+          <w:noProof/>
         </w:rPr>
         <w:drawing>
           <wp:inline distT="0" distB="0" distL="0" distR="0" wp14:anchorId="36D33E7C" wp14:editId="735417CF">
@@ -369,6 +376,7 @@
         <w:rPr>
           <w:b/>
           <w:bCs/>
+          <w:noProof/>
         </w:rPr>
         <w:lastRenderedPageBreak/>
         <w:drawing>
@@ -411,6 +419,7 @@
         <w:rPr>
           <w:b/>
           <w:bCs/>
+          <w:noProof/>
         </w:rPr>
         <w:drawing>
           <wp:inline distT="0" distB="0" distL="0" distR="0" wp14:anchorId="5F9F8BA7" wp14:editId="5906B038">
@@ -452,6 +461,7 @@
         <w:rPr>
           <w:b/>
           <w:bCs/>
+          <w:noProof/>
         </w:rPr>
         <w:drawing>
           <wp:inline distT="0" distB="0" distL="0" distR="0" wp14:anchorId="540F4990" wp14:editId="06BD8AAA">
@@ -493,6 +503,7 @@
         <w:rPr>
           <w:b/>
           <w:bCs/>
+          <w:noProof/>
         </w:rPr>
         <w:drawing>
           <wp:inline distT="0" distB="0" distL="0" distR="0" wp14:anchorId="3D4E416F" wp14:editId="6E94B68B">
@@ -534,6 +545,7 @@
         <w:rPr>
           <w:b/>
           <w:bCs/>
+          <w:noProof/>
         </w:rPr>
         <w:lastRenderedPageBreak/>
         <w:drawing>
@@ -576,6 +588,7 @@
         <w:rPr>
           <w:b/>
           <w:bCs/>
+          <w:noProof/>
         </w:rPr>
         <w:drawing>
           <wp:inline distT="0" distB="0" distL="0" distR="0" wp14:anchorId="6DADD9F3" wp14:editId="1A4674A6">
@@ -602,6 +615,123 @@
                     <a:xfrm>
                       <a:off x="0" y="0"/>
                       <a:ext cx="4320000" cy="875338"/>
+                    </a:xfrm>
+                    <a:prstGeom prst="rect">
+                      <a:avLst/>
+                    </a:prstGeom>
+                  </pic:spPr>
+                </pic:pic>
+              </a:graphicData>
+            </a:graphic>
+          </wp:inline>
+        </w:drawing>
+      </w:r>
+    </w:p>
+    <w:p>
+      <w:pPr>
+        <w:jc w:val="center"/>
+        <w:rPr>
+          <w:b/>
+          <w:bCs/>
+        </w:rPr>
+      </w:pPr>
+      <w:r>
+        <w:rPr>
+          <w:rFonts w:hint="eastAsia"/>
+          <w:b/>
+          <w:bCs/>
+        </w:rPr>
+        <w:t xml:space="preserve">QUIZ 1 </w:t>
+      </w:r>
+      <w:r>
+        <w:rPr>
+          <w:rFonts w:hint="eastAsia"/>
+          <w:b/>
+          <w:bCs/>
+        </w:rPr>
+        <w:t>進階</w:t>
+      </w:r>
+    </w:p>
+    <w:p>
+      <w:pPr>
+        <w:jc w:val="center"/>
+        <w:rPr>
+          <w:rFonts w:hint="eastAsia"/>
+          <w:b/>
+          <w:bCs/>
+        </w:rPr>
+      </w:pPr>
+      <w:r>
+        <w:rPr>
+          <w:b/>
+          <w:bCs/>
+        </w:rPr>
+        <w:drawing>
+          <wp:inline distT="0" distB="0" distL="0" distR="0" wp14:anchorId="332BE812" wp14:editId="4D2C6868">
+            <wp:extent cx="4320000" cy="2352959"/>
+            <wp:effectExtent l="0" t="0" r="4445" b="9525"/>
+            <wp:docPr id="15" name="圖片 15"/>
+            <wp:cNvGraphicFramePr>
+              <a:graphicFrameLocks xmlns:a="http://schemas.openxmlformats.org/drawingml/2006/main" noChangeAspect="1"/>
+            </wp:cNvGraphicFramePr>
+            <a:graphic xmlns:a="http://schemas.openxmlformats.org/drawingml/2006/main">
+              <a:graphicData uri="http://schemas.openxmlformats.org/drawingml/2006/picture">
+                <pic:pic xmlns:pic="http://schemas.openxmlformats.org/drawingml/2006/picture">
+                  <pic:nvPicPr>
+                    <pic:cNvPr id="1" name=""/>
+                    <pic:cNvPicPr/>
+                  </pic:nvPicPr>
+                  <pic:blipFill>
+                    <a:blip r:embed="rId18"/>
+                    <a:stretch>
+                      <a:fillRect/>
+                    </a:stretch>
+                  </pic:blipFill>
+                  <pic:spPr>
+                    <a:xfrm>
+                      <a:off x="0" y="0"/>
+                      <a:ext cx="4320000" cy="2352959"/>
+                    </a:xfrm>
+                    <a:prstGeom prst="rect">
+                      <a:avLst/>
+                    </a:prstGeom>
+                  </pic:spPr>
+                </pic:pic>
+              </a:graphicData>
+            </a:graphic>
+          </wp:inline>
+        </w:drawing>
+      </w:r>
+      <w:r>
+        <w:rPr>
+          <w:b/>
+          <w:bCs/>
+        </w:rPr>
+        <w:drawing>
+          <wp:inline distT="0" distB="0" distL="0" distR="0" wp14:anchorId="0A9C41EB" wp14:editId="7180BC55">
+            <wp:extent cx="4320000" cy="518546"/>
+            <wp:effectExtent l="0" t="0" r="4445" b="0"/>
+            <wp:docPr id="16" name="圖片 16"/>
+            <wp:cNvGraphicFramePr>
+              <a:graphicFrameLocks xmlns:a="http://schemas.openxmlformats.org/drawingml/2006/main" noChangeAspect="1"/>
+            </wp:cNvGraphicFramePr>
+            <a:graphic xmlns:a="http://schemas.openxmlformats.org/drawingml/2006/main">
+              <a:graphicData uri="http://schemas.openxmlformats.org/drawingml/2006/picture">
+                <pic:pic xmlns:pic="http://schemas.openxmlformats.org/drawingml/2006/picture">
+                  <pic:nvPicPr>
+                    <pic:cNvPr id="1" name=""/>
+                    <pic:cNvPicPr/>
+                  </pic:nvPicPr>
+                  <pic:blipFill>
+                    <a:blip r:embed="rId19"/>
+                    <a:stretch>
+                      <a:fillRect/>
+                    </a:stretch>
+                  </pic:blipFill>
+                  <pic:spPr>
+                    <a:xfrm>
+                      <a:off x="0" y="0"/>
+                      <a:ext cx="4320000" cy="518546"/>
                     </a:xfrm>
                     <a:prstGeom prst="rect">
                       <a:avLst/>
